--- a/data/sample_inputs/5_employment_identity.docx
+++ b/data/sample_inputs/5_employment_identity.docx
@@ -18,7 +18,7 @@
         <w:t xml:space="preserve">Verified Employee: </w:t>
       </w:r>
       <w:r>
-        <w:t>Alex Mercer</w:t>
+        <w:t>Mahita</w:t>
         <w:br/>
       </w:r>
       <w:r>
